--- a/courts/first-circuit/massachusetts/state/appeals-court/amicus-brief/usage/OUTPUT-amicus-brief.docx
+++ b/courts/first-circuit/massachusetts/state/appeals-court/amicus-brief/usage/OUTPUT-amicus-brief.docx
@@ -85,9 +85,7 @@
           <w:b/>
           <w:bCs/>
         </w:rPr>
-        <w:t xml:space="preserve">23-P</w:t>
-        <w:noBreakHyphen/>
-        <w:t xml:space="preserve">0295</w:t>
+        <w:t xml:space="preserve">23-P-⁠0295</w:t>
       </w:r>
     </w:p>
     <w:p>
@@ -1019,9 +1017,7 @@
         <w:t xml:space="preserve"> </w:t>
       </w:r>
       <w:r>
-        <w:t xml:space="preserve">449</w:t>
-        <w:noBreakHyphen/>
-        <w:t xml:space="preserve">6500</w:t>
+        <w:t xml:space="preserve">449-⁠6500</w:t>
       </w:r>
     </w:p>
     <w:p>
@@ -1199,9 +1195,7 @@
         <w:t xml:space="preserve"> </w:t>
       </w:r>
       <w:r>
-        <w:t xml:space="preserve">988</w:t>
-        <w:noBreakHyphen/>
-        <w:t xml:space="preserve">0608</w:t>
+        <w:t xml:space="preserve">988-⁠0608</w:t>
       </w:r>
     </w:p>
     <w:p>
@@ -6826,13 +6820,7 @@
         <w:pStyle w:val="BodyText"/>
       </w:pPr>
       <w:r>
-        <w:t xml:space="preserve">JUROR No. 3: Oh, no, no, not at all. Mar. 1, 2017 Tr. at 27:16</w:t>
-      </w:r>
-      <w:r>
-        <w:noBreakHyphen/>
-      </w:r>
-      <w:r>
-        <w:t xml:space="preserve">28:6.</w:t>
+        <w:t xml:space="preserve">JUROR No. 3: Oh, no, no, not at all. Mar. 1, 2017 Tr. at 27:16-⁠28:6.</w:t>
       </w:r>
     </w:p>
     <w:p>
@@ -6872,13 +6860,7 @@
         <w:t xml:space="preserve"> </w:t>
       </w:r>
       <w:r>
-        <w:t xml:space="preserve">at 33:8</w:t>
-      </w:r>
-      <w:r>
-        <w:noBreakHyphen/>
-      </w:r>
-      <w:r>
-        <w:t xml:space="preserve">34:1.</w:t>
+        <w:t xml:space="preserve">at 33:8-⁠34:1.</w:t>
       </w:r>
     </w:p>
     <w:p>
@@ -6886,7 +6868,7 @@
         <w:pStyle w:val="BodyText"/>
       </w:pPr>
       <w:r>
-        <w:t xml:space="preserve">THE COURT: . . . And going back to your confidential juror questionnaire that you filled out for the Court; you had a DUI, sir?</w:t>
+        <w:t xml:space="preserve">THE COURT: ⁠. ⁠. ⁠. And going back to your confidential juror questionnaire that you filled out for the Court; you had a DUI, sir?</w:t>
       </w:r>
     </w:p>
     <w:p>
@@ -6974,13 +6956,7 @@
         <w:t xml:space="preserve"> </w:t>
       </w:r>
       <w:r>
-        <w:t xml:space="preserve">at 34:11</w:t>
-      </w:r>
-      <w:r>
-        <w:noBreakHyphen/>
-      </w:r>
-      <w:r>
-        <w:t xml:space="preserve">35:6. The Court also asked the juror to explain the extent of his contact with persons of Hispanic descent.</w:t>
+        <w:t xml:space="preserve">at 34:11-⁠35:6. The Court also asked the juror to explain the extent of his contact with persons of Hispanic descent.</w:t>
       </w:r>
     </w:p>
     <w:p>
@@ -6988,7 +6964,7 @@
         <w:pStyle w:val="BodyText"/>
       </w:pPr>
       <w:r>
-        <w:t xml:space="preserve">JUROR No. 3: Well, I’m 100 percent Puerto Rican and I try, you know, it’s, I grew up here as a young kid so I’m kind of, how would you say, not pro this or pro that because now I don’t appear to be Hispanic, but I’ve gone through my life having to deal with something like that so. . . . I try to stay into the community still.</w:t>
+        <w:t xml:space="preserve">JUROR No. 3: Well, I’m 100 percent Puerto Rican and I try, you know, it’s, I grew up here as a young kid so I’m kind of, how would you say, not pro this or pro that because now I don’t appear to be Hispanic, but I’ve gone through my life having to deal with something like that so. ⁠. ⁠. ⁠. I try to stay into the community still.</w:t>
       </w:r>
       <w:r>
         <w:t xml:space="preserve"> </w:t>
@@ -7004,13 +6980,7 @@
         <w:t xml:space="preserve"> </w:t>
       </w:r>
       <w:r>
-        <w:t xml:space="preserve">at 32:20</w:t>
-      </w:r>
-      <w:r>
-        <w:noBreakHyphen/>
-      </w:r>
-      <w:r>
-        <w:t xml:space="preserve">33:7.</w:t>
+        <w:t xml:space="preserve">at 32:20-⁠33:7.</w:t>
       </w:r>
     </w:p>
     <w:p>
@@ -7058,13 +7028,7 @@
         <w:t xml:space="preserve"> </w:t>
       </w:r>
       <w:r>
-        <w:t xml:space="preserve">at 36:5</w:t>
-      </w:r>
-      <w:r>
-        <w:noBreakHyphen/>
-      </w:r>
-      <w:r>
-        <w:t xml:space="preserve">14.</w:t>
+        <w:t xml:space="preserve">at 36:5-⁠14.</w:t>
       </w:r>
     </w:p>
     <w:p>
@@ -7088,13 +7052,7 @@
         <w:t xml:space="preserve"> </w:t>
       </w:r>
       <w:r>
-        <w:t xml:space="preserve">at 37:1</w:t>
-      </w:r>
-      <w:r>
-        <w:noBreakHyphen/>
-      </w:r>
-      <w:r>
-        <w:t xml:space="preserve">6. The Commonwealth then requested to remove this juror for cause, stating: THE COMMONWEALTH: The fact that he had what he described as a disgusting experience when he had an incident in Miami, as well as his initial reaction to the make-up of the jury pool. While he did answer a question saying that he could put that aside, he had to think about it for a while. That gives the Commonwealth pause about whether he really can be fair and impartial to both sides in this case given what he came in with.</w:t>
+        <w:t xml:space="preserve">at 37:1-⁠6. The Commonwealth then requested to remove this juror for cause, stating: THE COMMONWEALTH: The fact that he had what he described as a disgusting experience when he had an incident in Miami, as well as his initial reaction to the make-up of the jury pool. While he did answer a question saying that he could put that aside, he had to think about it for a while. That gives the Commonwealth pause about whether he really can be fair and impartial to both sides in this case given what he came in with.</w:t>
       </w:r>
     </w:p>
     <w:p>
@@ -7118,13 +7076,7 @@
         <w:t xml:space="preserve"> </w:t>
       </w:r>
       <w:r>
-        <w:t xml:space="preserve">at 37:12</w:t>
-      </w:r>
-      <w:r>
-        <w:noBreakHyphen/>
-      </w:r>
-      <w:r>
-        <w:t xml:space="preserve">38:2. The Court refused to remove Juror No. 3 for cause.</w:t>
+        <w:t xml:space="preserve">at 37:12-⁠38:2. The Court refused to remove Juror No. 3 for cause.</w:t>
       </w:r>
       <w:r>
         <w:t xml:space="preserve"> </w:t>
@@ -7156,7 +7108,7 @@
         <w:pStyle w:val="BodyText"/>
       </w:pPr>
       <w:r>
-        <w:t xml:space="preserve">THE COURT: . . . I am not prepared to find that there is a pattern of exclusion of individuals within the ethnic category of persons who are Hispanic based on the exercise of this challenge. I’m not persuaded this is a pattern, although I do recognize a pattern can be demonstrated with a single challenge.</w:t>
+        <w:t xml:space="preserve">THE COURT: ⁠. ⁠. ⁠. I am not prepared to find that there is a pattern of exclusion of individuals within the ethnic category of persons who are Hispanic based on the exercise of this challenge. I’m not persuaded this is a pattern, although I do recognize a pattern can be demonstrated with a single challenge.</w:t>
       </w:r>
       <w:r>
         <w:t xml:space="preserve"> </w:t>
@@ -7172,13 +7124,7 @@
         <w:t xml:space="preserve"> </w:t>
       </w:r>
       <w:r>
-        <w:t xml:space="preserve">at 40:16</w:t>
-      </w:r>
-      <w:r>
-        <w:noBreakHyphen/>
-      </w:r>
-      <w:r>
-        <w:t xml:space="preserve">23.</w:t>
+        <w:t xml:space="preserve">at 40:16-⁠23.</w:t>
       </w:r>
     </w:p>
     <w:p>
@@ -7186,7 +7132,7 @@
         <w:pStyle w:val="BodyText"/>
       </w:pPr>
       <w:r>
-        <w:t xml:space="preserve">THE COURT: . . . I have not asked the Commonwealth to justify their exercise of a peremptory because I have not found that a pattern has been established. . . [O]n the record that is before me based on my observations of this juror and the entire course of this empanelment, I am not persuaded that there is a pattern.</w:t>
+        <w:t xml:space="preserve">THE COURT: ⁠. ⁠. ⁠. I have not asked the Commonwealth to justify their exercise of a peremptory because I have not found that a pattern has been established. ⁠. ⁠. [O]n the record that is before me based on my observations of this juror and the entire course of this empanelment, I am not persuaded that there is a pattern.</w:t>
       </w:r>
       <w:r>
         <w:t xml:space="preserve"> </w:t>
@@ -7202,13 +7148,7 @@
         <w:t xml:space="preserve"> </w:t>
       </w:r>
       <w:r>
-        <w:t xml:space="preserve">at 42:19</w:t>
-      </w:r>
-      <w:r>
-        <w:noBreakHyphen/>
-      </w:r>
-      <w:r>
-        <w:t xml:space="preserve">43:5.</w:t>
+        <w:t xml:space="preserve">at 42:19-⁠43:5.</w:t>
       </w:r>
     </w:p>
     <w:p>
@@ -7240,13 +7180,7 @@
         <w:t xml:space="preserve"> </w:t>
       </w:r>
       <w:r>
-        <w:t xml:space="preserve">at 44:2</w:t>
-      </w:r>
-      <w:r>
-        <w:noBreakHyphen/>
-      </w:r>
-      <w:r>
-        <w:t xml:space="preserve">4.</w:t>
+        <w:t xml:space="preserve">at 44:2-⁠4.</w:t>
       </w:r>
     </w:p>
     <w:p>
@@ -7278,13 +7212,7 @@
         <w:t xml:space="preserve"> </w:t>
       </w:r>
       <w:r>
-        <w:t xml:space="preserve">at 44:8</w:t>
-      </w:r>
-      <w:r>
-        <w:noBreakHyphen/>
-      </w:r>
-      <w:r>
-        <w:t xml:space="preserve">45:6.</w:t>
+        <w:t xml:space="preserve">at 44:8-⁠45:6.</w:t>
       </w:r>
     </w:p>
     <w:p>
@@ -7308,13 +7236,7 @@
         <w:t xml:space="preserve"> </w:t>
       </w:r>
       <w:r>
-        <w:t xml:space="preserve">at 45:7</w:t>
-      </w:r>
-      <w:r>
-        <w:noBreakHyphen/>
-      </w:r>
-      <w:r>
-        <w:t xml:space="preserve">11. The trial court also noted that “the Commonwealth is entitled to make a decision on the basis of body language and other observable characteristics of a potential juror, that they may interpret differently from the Court.”</w:t>
+        <w:t xml:space="preserve">at 45:7-⁠11. The trial court also noted that “the Commonwealth is entitled to make a decision on the basis of body language and other observable characteristics of a potential juror, that they may interpret differently from the Court.”</w:t>
       </w:r>
       <w:r>
         <w:t xml:space="preserve"> </w:t>
@@ -7330,13 +7252,7 @@
         <w:t xml:space="preserve"> </w:t>
       </w:r>
       <w:r>
-        <w:t xml:space="preserve">at 46:2</w:t>
-      </w:r>
-      <w:r>
-        <w:noBreakHyphen/>
-      </w:r>
-      <w:r>
-        <w:t xml:space="preserve">6.</w:t>
+        <w:t xml:space="preserve">at 46:2-⁠6.</w:t>
       </w:r>
     </w:p>
     <w:p>
@@ -7476,13 +7392,7 @@
         <w:t xml:space="preserve">Commonwealth v. Carter</w:t>
       </w:r>
       <w:r>
-        <w:t xml:space="preserve">, 488 Mass. 191, 195</w:t>
-      </w:r>
-      <w:r>
-        <w:noBreakHyphen/>
-      </w:r>
-      <w:r>
-        <w:t xml:space="preserve">96 (2021) (quoting</w:t>
+        <w:t xml:space="preserve">, 488 Mass. 191, 195-⁠96 (2021) (quoting</w:t>
       </w:r>
       <w:r>
         <w:t xml:space="preserve"> </w:t>
@@ -7562,7 +7472,7 @@
         <w:pStyle w:val="BodyText"/>
       </w:pPr>
       <w:r>
-        <w:t xml:space="preserve">The Supreme Judicial Court has emphasized that it is not necessary for a trial court to find a pattern of exclusion. “[C]hallenge of a single prospective juror within a protected class [can be made], . . . where there is a likelihood that [a prospective juror is] being excluded from the jury solely on the basis of . . . group membership.”</w:t>
+        <w:t xml:space="preserve">The Supreme Judicial Court has emphasized that it is not necessary for a trial court to find a pattern of exclusion. “[C]hallenge of a single prospective juror within a protected class [can be made], ⁠. ⁠. ⁠. where there is a likelihood that [a prospective juror is] being excluded from the jury solely on the basis of ⁠. ⁠. ⁠. group membership.”</w:t>
       </w:r>
       <w:r>
         <w:t xml:space="preserve"> </w:t>
@@ -7622,7 +7532,7 @@
         <w:t xml:space="preserve">Commonwealth v. Mason</w:t>
       </w:r>
       <w:r>
-        <w:t xml:space="preserve">, 485 Mass. 520, 530 (2020)). To be considered “genuine,” the explanation must reflect the actual reason for bringing the challenge; “adequacy” is found when the explanation is “‘clear and reasonably specific,’ ‘personal to the juror and not based on the juror’s [race]’. . . , and related to the particular case being tried.”</w:t>
+        <w:t xml:space="preserve">, 485 Mass. 520, 530 (2020)). To be considered “genuine,” the explanation must reflect the actual reason for bringing the challenge; “adequacy” is found when the explanation is “‘clear and reasonably specific,’ ‘personal to the juror and not based on the juror’s [race]’. ⁠. ⁠. ⁠, and related to the particular case being tried.”</w:t>
       </w:r>
       <w:r>
         <w:t xml:space="preserve"> </w:t>
@@ -7635,13 +7545,7 @@
         <w:t xml:space="preserve">Commonwealth v. Maldonado</w:t>
       </w:r>
       <w:r>
-        <w:t xml:space="preserve">, 439 Mass. 460, 464</w:t>
-      </w:r>
-      <w:r>
-        <w:noBreakHyphen/>
-      </w:r>
-      <w:r>
-        <w:t xml:space="preserve">65 (2003) (quoting Batson,</w:t>
+        <w:t xml:space="preserve">, 439 Mass. 460, 464-⁠65 (2003) (quoting Batson,</w:t>
       </w:r>
       <w:r>
         <w:t xml:space="preserve"> </w:t>
@@ -7891,7 +7795,7 @@
         <w:pStyle w:val="BodyText"/>
       </w:pPr>
       <w:r>
-        <w:t xml:space="preserve">“[T]he State denies a . . . defendant equal protection of the laws when it puts him on trial before a jury from which members of his race have been purposefully excluded. . . . ” Batson,</w:t>
+        <w:t xml:space="preserve">“[T]he State denies a ⁠. ⁠. ⁠. defendant equal protection of the laws when it puts him on trial before a jury from which members of his race have been purposefully excluded. ⁠. ⁠. ⁠. ” Batson,</w:t>
       </w:r>
       <w:r>
         <w:t xml:space="preserve"> </w:t>
@@ -7986,13 +7890,7 @@
         <w:t xml:space="preserve"> </w:t>
       </w:r>
       <w:r>
-        <w:t xml:space="preserve">139 S. Ct. at 2250</w:t>
-      </w:r>
-      <w:r>
-        <w:noBreakHyphen/>
-      </w:r>
-      <w:r>
-        <w:t xml:space="preserve">51 (finding that the trial court erred in concluding that the strike of a black juror was not motivated by discriminatory intent);</w:t>
+        <w:t xml:space="preserve">139 S. Ct. at 2250-⁠51 (finding that the trial court erred in concluding that the strike of a black juror was not motivated by discriminatory intent);</w:t>
       </w:r>
       <w:r>
         <w:t xml:space="preserve"> </w:t>
@@ -8031,7 +7929,7 @@
         <w:t xml:space="preserve"> </w:t>
       </w:r>
       <w:r>
-        <w:t xml:space="preserve">439 Mass. at 467 (finding that the trial court should not have accepted inconsistently applied justification as support for peremptory strike). Proper scrutiny of peremptory strikes, therefore, “entails a critical evaluation of both the soundness of the proffered explanation and whether the explanation . . . is the actual motivating force behind the challenging party’s decision.” Maldonado,</w:t>
+        <w:t xml:space="preserve">439 Mass. at 467 (finding that the trial court should not have accepted inconsistently applied justification as support for peremptory strike). Proper scrutiny of peremptory strikes, therefore, “entails a critical evaluation of both the soundness of the proffered explanation and whether the explanation ⁠. ⁠. ⁠. is the actual motivating force behind the challenging party’s decision.” Maldonado,</w:t>
       </w:r>
       <w:r>
         <w:t xml:space="preserve"> </w:t>
@@ -8091,13 +7989,7 @@
         <w:t xml:space="preserve"> </w:t>
       </w:r>
       <w:r>
-        <w:t xml:space="preserve">at 207</w:t>
-      </w:r>
-      <w:r>
-        <w:noBreakHyphen/>
-      </w:r>
-      <w:r>
-        <w:t xml:space="preserve">208. A stereotype that people of color are inherently anti-prosecution may lead a prosecutor to make a peremptory challenge that improperly relies on this stereotype.</w:t>
+        <w:t xml:space="preserve">at 207-⁠208. A stereotype that people of color are inherently anti-prosecution may lead a prosecutor to make a peremptory challenge that improperly relies on this stereotype.</w:t>
       </w:r>
     </w:p>
     <w:p>
@@ -8297,13 +8189,7 @@
         <w:t xml:space="preserve"> </w:t>
       </w:r>
       <w:r>
-        <w:t xml:space="preserve">Challenge Procedure, 31 Law &amp; Hum. Behav., 261, 263</w:t>
-      </w:r>
-      <w:r>
-        <w:noBreakHyphen/>
-      </w:r>
-      <w:r>
-        <w:t xml:space="preserve">64 (2007).</w:t>
+        <w:t xml:space="preserve">Challenge Procedure, 31 Law &amp; Hum. Behav., 261, 263-⁠64 (2007).</w:t>
       </w:r>
     </w:p>
     <w:p>
@@ -8329,13 +8215,7 @@
         <w:t xml:space="preserve"> </w:t>
       </w:r>
       <w:r>
-        <w:t xml:space="preserve">et al., supra, at 36, 49</w:t>
-      </w:r>
-      <w:r>
-        <w:noBreakHyphen/>
-      </w:r>
-      <w:r>
-        <w:t xml:space="preserve">50 (listing ways that prosecutors have been trained to articulate race-neutral justifications for striking jurors of color). Litigation guides continue to advise prosecutors to avoid jurors who are the same race as the defendant and encourage reliance on racial stereotypes in jury selection. Equal Justice Initiative, supra, at 43 (citing “Jury Selection: The Law, Art and Science of Selecting a Jury” § 14:14 (Jan. 2020 Update)) (highlighting the importance of choosing jurors who can identify with the client, and noting that “[t]here are any number of possible common grounds that may lead a juror to identify with a key figure in a trial [including] race”).</w:t>
+        <w:t xml:space="preserve">et al., supra, at 36, 49-⁠50 (listing ways that prosecutors have been trained to articulate race-neutral justifications for striking jurors of color). Litigation guides continue to advise prosecutors to avoid jurors who are the same race as the defendant and encourage reliance on racial stereotypes in jury selection. Equal Justice Initiative, supra, at 43 (citing “Jury Selection: The Law, Art and Science of Selecting a Jury” § 14:14 (Jan. 2020 Update)) (highlighting the importance of choosing jurors who can identify with the client, and noting that “[t]here are any number of possible common grounds that may lead a juror to identify with a key figure in a trial [including] race”).</w:t>
       </w:r>
     </w:p>
     <w:p>
@@ -8349,13 +8229,7 @@
         <w:t xml:space="preserve"> </w:t>
       </w:r>
       <w:r>
-        <w:t xml:space="preserve">et al., supra, at 262</w:t>
-      </w:r>
-      <w:r>
-        <w:noBreakHyphen/>
-      </w:r>
-      <w:r>
-        <w:t xml:space="preserve">263, 267 (finding study participants challenged black jurors). See also Equal Justice Initiative, supra, at 42 (“Numerous studies analyzing prosecutors’ use of peremptory strikes reach the same conclusion—peremptory strikes are unquestionably used in a racially discriminatory manner.”); Whitney DeCamp &amp; Elise DeCamp, It’s Still about Race: Peremptory Challenge Use on Black Prospective Jurors, 57(1) Journal of Research in Crime and Delinquency 3, 3 (2020).</w:t>
+        <w:t xml:space="preserve">et al., supra, at 262-⁠263, 267 (finding study participants challenged black jurors). See also Equal Justice Initiative, supra, at 42 (“Numerous studies analyzing prosecutors’ use of peremptory strikes reach the same conclusion—peremptory strikes are unquestionably used in a racially discriminatory manner.”); Whitney DeCamp &amp; Elise DeCamp, It’s Still about Race: Peremptory Challenge Use on Black Prospective Jurors, 57(1) Journal of Research in Crime and Delinquency 3, 3 (2020).</w:t>
       </w:r>
       <w:r>
         <w:rPr>
@@ -8694,25 +8568,7 @@
         <w:pStyle w:val="BodyText"/>
       </w:pPr>
       <w:r>
-        <w:t xml:space="preserve">The trial court concluded that Defendant did not state a prima facie case that the strike was improper because she failed to find a pattern. Tr. 40:13</w:t>
-      </w:r>
-      <w:r>
-        <w:noBreakHyphen/>
-      </w:r>
-      <w:r>
-        <w:t xml:space="preserve">41:9; 42:19- 43:18; 44:1</w:t>
-      </w:r>
-      <w:r>
-        <w:noBreakHyphen/>
-      </w:r>
-      <w:r>
-        <w:t xml:space="preserve">2; 47:8</w:t>
-      </w:r>
-      <w:r>
-        <w:noBreakHyphen/>
-      </w:r>
-      <w:r>
-        <w:t xml:space="preserve">13. The trial court committed two errors. First, the trial court improperly focused on whether there was a pattern of improper challenges instead of whether the Commonwealth’s “challenge is based impermissibly on a juror’s membership in a protected group.” Maldonado,</w:t>
+        <w:t xml:space="preserve">The trial court concluded that Defendant did not state a prima facie case that the strike was improper because she failed to find a pattern. Tr. 40:13-⁠41:9; 42:19- 43:18; 44:1-⁠2; 47:8-⁠13. The trial court committed two errors. First, the trial court improperly focused on whether there was a pattern of improper challenges instead of whether the Commonwealth’s “challenge is based impermissibly on a juror’s membership in a protected group.” Maldonado,</w:t>
       </w:r>
       <w:r>
         <w:t xml:space="preserve"> </w:t>
@@ -8744,13 +8600,7 @@
         <w:t xml:space="preserve"> </w:t>
       </w:r>
       <w:r>
-        <w:t xml:space="preserve">Tr. 42:23</w:t>
-      </w:r>
-      <w:r>
-        <w:noBreakHyphen/>
-      </w:r>
-      <w:r>
-        <w:t xml:space="preserve">43:13. While this factor “provides a prism through which to determine discriminatory intent” (Ortega,</w:t>
+        <w:t xml:space="preserve">Tr. 42:23-⁠43:13. While this factor “provides a prism through which to determine discriminatory intent” (Ortega,</w:t>
       </w:r>
       <w:r>
         <w:t xml:space="preserve"> </w:t>
@@ -8762,13 +8612,7 @@
         <w:t xml:space="preserve"> </w:t>
       </w:r>
       <w:r>
-        <w:t xml:space="preserve">476 U.S. at 96</w:t>
-      </w:r>
-      <w:r>
-        <w:noBreakHyphen/>
-      </w:r>
-      <w:r>
-        <w:t xml:space="preserve">97, but [it] also would send the ‘unmistakable message that a prosecutor can get away with discriminating against some [Hispanics] . . . so long as a prosecutor does not discriminate against all such individuals.’” Jones, 477 Mass. at 325 (quoting Sanchez,</w:t>
+        <w:t xml:space="preserve">476 U.S. at 96-⁠97, but [it] also would send the ‘unmistakable message that a prosecutor can get away with discriminating against some [Hispanics] ⁠. ⁠. ⁠. so long as a prosecutor does not discriminate against all such individuals.’” Jones, 477 Mass. at 325 (quoting Sanchez,</w:t>
       </w:r>
       <w:r>
         <w:t xml:space="preserve"> </w:t>
@@ -8890,13 +8734,7 @@
         <w:pStyle w:val="BodyText"/>
       </w:pPr>
       <w:r>
-        <w:t xml:space="preserve">In attempting to explain its peremptory challenge of Juror No. 3, the Commonwealth cited his response to the juror questionnaire regarding whether Dominicans or Puerto Ricans were more likely to commit crimes, his statements regarding the racial makeup of the jury pool, his “flippant” response to certain questioning, and his past history with the criminal justice system. Tr. 44:7</w:t>
-      </w:r>
-      <w:r>
-        <w:noBreakHyphen/>
-      </w:r>
-      <w:r>
-        <w:t xml:space="preserve">45:6. The trial court erred in accepting these justifications without any meaningful analysis. None of these reasons, when evaluated in context, are race-neutral, and therefore they cannot satisfy the second step of the analysis.</w:t>
+        <w:t xml:space="preserve">In attempting to explain its peremptory challenge of Juror No. 3, the Commonwealth cited his response to the juror questionnaire regarding whether Dominicans or Puerto Ricans were more likely to commit crimes, his statements regarding the racial makeup of the jury pool, his “flippant” response to certain questioning, and his past history with the criminal justice system. Tr. 44:7-⁠45:6. The trial court erred in accepting these justifications without any meaningful analysis. None of these reasons, when evaluated in context, are race-neutral, and therefore they cannot satisfy the second step of the analysis.</w:t>
       </w:r>
     </w:p>
     <w:p>
@@ -8932,13 +8770,7 @@
         <w:t xml:space="preserve"> </w:t>
       </w:r>
       <w:r>
-        <w:t xml:space="preserve">476 U.S. at 105</w:t>
-      </w:r>
-      <w:r>
-        <w:noBreakHyphen/>
-      </w:r>
-      <w:r>
-        <w:t xml:space="preserve">106. “Trial courts are ill equipped to second-guess those reasons.”</w:t>
+        <w:t xml:space="preserve">476 U.S. at 105-⁠106. “Trial courts are ill equipped to second-guess those reasons.”</w:t>
       </w:r>
       <w:r>
         <w:t xml:space="preserve"> </w:t>
@@ -9006,7 +8838,7 @@
         <w:pStyle w:val="BodyText"/>
       </w:pPr>
       <w:r>
-        <w:t xml:space="preserve">The Supreme Court has explained that a “neutral explanation . . . means an explanation based on something other than the race of the juror,” where there is not a discriminatory intent inherent in the justification.</w:t>
+        <w:t xml:space="preserve">The Supreme Court has explained that a “neutral explanation ⁠. ⁠. ⁠. means an explanation based on something other than the race of the juror,” where there is not a discriminatory intent inherent in the justification.</w:t>
       </w:r>
       <w:r>
         <w:t xml:space="preserve"> </w:t>
@@ -9046,13 +8878,7 @@
         <w:t xml:space="preserve">Commonwealth v. Cavotta</w:t>
       </w:r>
       <w:r>
-        <w:t xml:space="preserve">, 48 Mass. App. Ct. 636, 638</w:t>
-      </w:r>
-      <w:r>
-        <w:noBreakHyphen/>
-      </w:r>
-      <w:r>
-        <w:t xml:space="preserve">640 (2000) (finding a challenge based on the juror’s accent and juror questionnaire answers could not be assumed to be race-neutral).</w:t>
+        <w:t xml:space="preserve">, 48 Mass. App. Ct. 636, 638-⁠640 (2000) (finding a challenge based on the juror’s accent and juror questionnaire answers could not be assumed to be race-neutral).</w:t>
       </w:r>
     </w:p>
     <w:p>
@@ -9546,13 +9372,7 @@
         <w:pStyle w:val="BodyText"/>
       </w:pPr>
       <w:r>
-        <w:t xml:space="preserve">The Commonwealth justified its peremptory strike of Juror No. 3 in part based on Juror No. 3’s concern that there were no other Hispanics on the panel and his reaction to the question regarding the commission of crimes by Dominican and Puerto Rican defendants. Tr. 44:7</w:t>
-      </w:r>
-      <w:r>
-        <w:noBreakHyphen/>
-      </w:r>
-      <w:r>
-        <w:t xml:space="preserve">45:6. A critical evaluation of the prosecutor’s justifications, however, shows that they were based on Juror No. 3’s identification of himself as the same race as the defendant and thus were not race-neutral.</w:t>
+        <w:t xml:space="preserve">The Commonwealth justified its peremptory strike of Juror No. 3 in part based on Juror No. 3’s concern that there were no other Hispanics on the panel and his reaction to the question regarding the commission of crimes by Dominican and Puerto Rican defendants. Tr. 44:7-⁠45:6. A critical evaluation of the prosecutor’s justifications, however, shows that they were based on Juror No. 3’s identification of himself as the same race as the defendant and thus were not race-neutral.</w:t>
       </w:r>
     </w:p>
     <w:p>
@@ -9576,13 +9396,7 @@
         <w:t xml:space="preserve"> </w:t>
       </w:r>
       <w:r>
-        <w:t xml:space="preserve">at 29:19</w:t>
-      </w:r>
-      <w:r>
-        <w:noBreakHyphen/>
-      </w:r>
-      <w:r>
-        <w:t xml:space="preserve">28:1. Juror No. 3’s expressions of concern regarding the racial makeup of the jury and his commentary regarding the juror questionnaire were inherently intertwined with his race and his experience of race in the Hispanic community.</w:t>
+        <w:t xml:space="preserve">at 29:19-⁠28:1. Juror No. 3’s expressions of concern regarding the racial makeup of the jury and his commentary regarding the juror questionnaire were inherently intertwined with his race and his experience of race in the Hispanic community.</w:t>
       </w:r>
       <w:r>
         <w:t xml:space="preserve"> </w:t>
@@ -9614,13 +9428,7 @@
         <w:t xml:space="preserve"> </w:t>
       </w:r>
       <w:r>
-        <w:t xml:space="preserve">at 44:7</w:t>
-      </w:r>
-      <w:r>
-        <w:noBreakHyphen/>
-      </w:r>
-      <w:r>
-        <w:t xml:space="preserve">15. These justifications were not, therefore, based on “something other than the race of the juror,” but rather, were directly based on his race.</w:t>
+        <w:t xml:space="preserve">at 44:7-⁠15. These justifications were not, therefore, based on “something other than the race of the juror,” but rather, were directly based on his race.</w:t>
       </w:r>
     </w:p>
     <w:p>
@@ -9963,13 +9771,7 @@
         <w:pStyle w:val="BodyText"/>
       </w:pPr>
       <w:r>
-        <w:t xml:space="preserve">Here, the trial court made no attempt to objectively evaluate the Commonwealth’s unsupported, subjective demeanor justification (i.e., Juror No. 3 was “flippant” because he answered “sure” in response to the trial court’s questioning). The trial court made this determination even though it apparently disagreed with the Commonwealth’s characterization of the juror’s demeanor. See Tr. at 46:2</w:t>
-      </w:r>
-      <w:r>
-        <w:noBreakHyphen/>
-      </w:r>
-      <w:r>
-        <w:t xml:space="preserve">6 (noting that “the Commonwealth is entitled to make a decision on the basis of body language and other observable characteristics of a potential juror, that they may interpret differently from the Court”) (emphasis added). Because demeanor justifications are so susceptible to bias, it was error for the trial court to accept the Commonwealth’s race-neutral justification without any analysis.</w:t>
+        <w:t xml:space="preserve">Here, the trial court made no attempt to objectively evaluate the Commonwealth’s unsupported, subjective demeanor justification (i.e., Juror No. 3 was “flippant” because he answered “sure” in response to the trial court’s questioning). The trial court made this determination even though it apparently disagreed with the Commonwealth’s characterization of the juror’s demeanor. See Tr. at 46:2-⁠6 (noting that “the Commonwealth is entitled to make a decision on the basis of body language and other observable characteristics of a potential juror, that they may interpret differently from the Court”) (emphasis added). Because demeanor justifications are so susceptible to bias, it was error for the trial court to accept the Commonwealth’s race-neutral justification without any analysis.</w:t>
       </w:r>
     </w:p>
     <w:p>
@@ -10247,13 +10049,7 @@
         <w:pStyle w:val="BodyText"/>
       </w:pPr>
       <w:r>
-        <w:t xml:space="preserve">Finally, the Commonwealth asserted that its peremptory challenge of Juror No. 3 was based in part on his prior history with law enforcement. Tr. 44:7</w:t>
-      </w:r>
-      <w:r>
-        <w:noBreakHyphen/>
-      </w:r>
-      <w:r>
-        <w:t xml:space="preserve">15. Given the disparate impact of the criminal justice system on persons of color, the history of prosecutorial use of criminal records to justify strikes against persons of color, and Juror No. 3’s expression of both positive experiences with police in Maine and neutrality regarding the police in Massachusetts, it was error for the court to accept the Commonwealth’s justification here as “race-neutral.”</w:t>
+        <w:t xml:space="preserve">Finally, the Commonwealth asserted that its peremptory challenge of Juror No. 3 was based in part on his prior history with law enforcement. Tr. 44:7-⁠15. Given the disparate impact of the criminal justice system on persons of color, the history of prosecutorial use of criminal records to justify strikes against persons of color, and Juror No. 3’s expression of both positive experiences with police in Maine and neutrality regarding the police in Massachusetts, it was error for the court to accept the Commonwealth’s justification here as “race-neutral.”</w:t>
       </w:r>
     </w:p>
     <w:p>
@@ -10261,13 +10057,7 @@
         <w:pStyle w:val="BodyText"/>
       </w:pPr>
       <w:r>
-        <w:t xml:space="preserve">It is common for prosecutors to justify strikes based on prior arrests by citing a presupposed inherent bias against the prosecution. Anna Roberts, Casual Ostracism: Jury Exclusion on the Basis of Criminal Convictions, 98 Minn. L. Rev. 592, 601</w:t>
-      </w:r>
-      <w:r>
-        <w:noBreakHyphen/>
-      </w:r>
-      <w:r>
-        <w:t xml:space="preserve">02 (2013) (“a link to the criminal justice system ranks second only to ambivalent views on the death penalty as the most frequently cited reason for using peremptory challenges to remove African American jurors.”). This presumption of bias has been debunked. Naples-Mitchell</w:t>
+        <w:t xml:space="preserve">It is common for prosecutors to justify strikes based on prior arrests by citing a presupposed inherent bias against the prosecution. Anna Roberts, Casual Ostracism: Jury Exclusion on the Basis of Criminal Convictions, 98 Minn. L. Rev. 592, 601-⁠02 (2013) (“a link to the criminal justice system ranks second only to ambivalent views on the death penalty as the most frequently cited reason for using peremptory challenges to remove African American jurors.”). This presumption of bias has been debunked. Naples-Mitchell</w:t>
       </w:r>
       <w:r>
         <w:t xml:space="preserve"> </w:t>
@@ -10297,13 +10087,7 @@
         <w:pStyle w:val="BodyText"/>
       </w:pPr>
       <w:r>
-        <w:t xml:space="preserve">Juror No. 3 expressed nothing more than a “complex” relationship with law enforcement, having had a bad experience in Florida, but a good experience in Maine. Tr. 34:11</w:t>
-      </w:r>
-      <w:r>
-        <w:noBreakHyphen/>
-      </w:r>
-      <w:r>
-        <w:t xml:space="preserve">35:1. He also explained that his experiences would not “at all” affect his ability to be fair here, “because I’m in Massachusetts.”</w:t>
+        <w:t xml:space="preserve">Juror No. 3 expressed nothing more than a “complex” relationship with law enforcement, having had a bad experience in Florida, but a good experience in Maine. Tr. 34:11-⁠35:1. He also explained that his experiences would not “at all” affect his ability to be fair here, “because I’m in Massachusetts.”</w:t>
       </w:r>
       <w:r>
         <w:t xml:space="preserve"> </w:t>
@@ -10319,13 +10103,7 @@
         <w:t xml:space="preserve"> </w:t>
       </w:r>
       <w:r>
-        <w:t xml:space="preserve">at 35:2</w:t>
-      </w:r>
-      <w:r>
-        <w:noBreakHyphen/>
-      </w:r>
-      <w:r>
-        <w:t xml:space="preserve">6. Nevertheless, the Commonwealth cited his prior experience with law enforcement as a supposedly race-neutral justification for exercising the peremptory challenge.</w:t>
+        <w:t xml:space="preserve">at 35:2-⁠6. Nevertheless, the Commonwealth cited his prior experience with law enforcement as a supposedly race-neutral justification for exercising the peremptory challenge.</w:t>
       </w:r>
       <w:r>
         <w:t xml:space="preserve"> </w:t>
@@ -10341,13 +10119,7 @@
         <w:t xml:space="preserve"> </w:t>
       </w:r>
       <w:r>
-        <w:t xml:space="preserve">at 44:7</w:t>
-      </w:r>
-      <w:r>
-        <w:noBreakHyphen/>
-      </w:r>
-      <w:r>
-        <w:t xml:space="preserve">15.</w:t>
+        <w:t xml:space="preserve">at 44:7-⁠15.</w:t>
       </w:r>
     </w:p>
     <w:p>
@@ -10355,7 +10127,7 @@
         <w:pStyle w:val="BodyTextNote"/>
       </w:pPr>
       <w:r>
-        <w:t xml:space="preserve">When prosecutors cite to criminal records, or some other relationship with the criminal justice system as a supposedly race-neutral justification for a peremptory strike, “this results in racial disparities in seated juries, as people of color . . . are more likely to experience arrest, prosecution, or conviction.”</w:t>
+        <w:t xml:space="preserve">When prosecutors cite to criminal records, or some other relationship with the criminal justice system as a supposedly race-neutral justification for a peremptory strike, “this results in racial disparities in seated juries, as people of color ⁠. ⁠. ⁠. are more likely to experience arrest, prosecution, or conviction.”</w:t>
       </w:r>
       <w:r>
         <w:rPr>
@@ -10385,7 +10157,7 @@
         <w:t xml:space="preserve"> </w:t>
       </w:r>
       <w:r>
-        <w:t xml:space="preserve">34 Yale L. &amp; Pol’y Rev. 387, 389 (2016) (the significantly higher percentage of arrest records for people of color results in disproportionate exclusion of jurors of color). “In practice . . . prosecutors use this reason to strike jurors to achieve the very end that Batson</w:t>
+        <w:t xml:space="preserve">34 Yale L. &amp; Pol’y Rev. 387, 389 (2016) (the significantly higher percentage of arrest records for people of color results in disproportionate exclusion of jurors of color). “In practice ⁠. ⁠. ⁠. prosecutors use this reason to strike jurors to achieve the very end that Batson</w:t>
       </w:r>
       <w:r>
         <w:t xml:space="preserve"> </w:t>
@@ -10547,13 +10319,7 @@
         <w:t xml:space="preserve"> </w:t>
       </w:r>
       <w:r>
-        <w:t xml:space="preserve">45 U.C. Davis L. Rev. 1359, 1386</w:t>
-      </w:r>
-      <w:r>
-        <w:noBreakHyphen/>
-      </w:r>
-      <w:r>
-        <w:t xml:space="preserve">87 (2012). See also</w:t>
+        <w:t xml:space="preserve">45 U.C. Davis L. Rev. 1359, 1386-⁠87 (2012). See also</w:t>
       </w:r>
       <w:r>
         <w:t xml:space="preserve"> </w:t>
@@ -10601,19 +10367,7 @@
         <w:t xml:space="preserve">v. Elem</w:t>
       </w:r>
       <w:r>
-        <w:t xml:space="preserve">, 514 U.S. 765, 768</w:t>
-      </w:r>
-      <w:r>
-        <w:noBreakHyphen/>
-      </w:r>
-      <w:r>
-        <w:t xml:space="preserve">769 (1995). The Commonwealth’s repeated statements that her justifications had “nothing to do with his race” should have given the trial court pause. Tr. 44:10- 15; 45:3</w:t>
-      </w:r>
-      <w:r>
-        <w:noBreakHyphen/>
-      </w:r>
-      <w:r>
-        <w:t xml:space="preserve">5. The prosecutor was effectively saying “I know how this looks but . . .” But rather than question her further, the Court accepted her justifications.</w:t>
+        <w:t xml:space="preserve">, 514 U.S. 765, 768-⁠769 (1995). The Commonwealth’s repeated statements that her justifications had “nothing to do with his race” should have given the trial court pause. Tr. 44:10- 15; 45:3-⁠5. The prosecutor was effectively saying “I know how this looks but ⁠. ⁠. ⁠.” But rather than question her further, the Court accepted her justifications.</w:t>
       </w:r>
       <w:r>
         <w:t xml:space="preserve"> </w:t>
@@ -10626,13 +10380,7 @@
         <w:t xml:space="preserve">Id.</w:t>
       </w:r>
       <w:r>
-        <w:t xml:space="preserve">; Tr. 47:2</w:t>
-      </w:r>
-      <w:r>
-        <w:noBreakHyphen/>
-      </w:r>
-      <w:r>
-        <w:t xml:space="preserve">14 The literature is replete with examples of how certain race-neutral justifications for a peremptory strike are, at their core, race-based strikes. At step three, therefore, the trial court must look beyond the proffered reasons to determine whether bias is at work. Miller-El,</w:t>
+        <w:t xml:space="preserve">; Tr. 47:2-⁠14 The literature is replete with examples of how certain race-neutral justifications for a peremptory strike are, at their core, race-based strikes. At step three, therefore, the trial court must look beyond the proffered reasons to determine whether bias is at work. Miller-El,</w:t>
       </w:r>
       <w:r>
         <w:t xml:space="preserve"> </w:t>
@@ -10966,7 +10714,7 @@
         <w:pStyle w:val="BodyText"/>
       </w:pPr>
       <w:r>
-        <w:t xml:space="preserve">At step 3 of the analysis of a strike based on the demeanor of the juror, “the trial court must evaluate . . . whether the juror’s demeanor can credibly be said to have exhibited the basis for the strike.”</w:t>
+        <w:t xml:space="preserve">At step 3 of the analysis of a strike based on the demeanor of the juror, “the trial court must evaluate ⁠. ⁠. ⁠. whether the juror’s demeanor can credibly be said to have exhibited the basis for the strike.”</w:t>
       </w:r>
       <w:r>
         <w:t xml:space="preserve"> </w:t>
@@ -10993,19 +10741,7 @@
         <w:t xml:space="preserve">v. Louisiana</w:t>
       </w:r>
       <w:r>
-        <w:t xml:space="preserve">, 552 U.S. 472, 478</w:t>
-      </w:r>
-      <w:r>
-        <w:noBreakHyphen/>
-      </w:r>
-      <w:r>
-        <w:t xml:space="preserve">479 (the prosecutor’s justification based on the juror’s demeanor was allowed without explanation and the trial judge made no independent determination about it, and therefore it could not support the peremptory strike). Here, the trial court conducted no analysis, even though it appeared to disagree with the Commonwealth’s characterization of Juror No. 3’s demeanor. Tr. 47:2</w:t>
-      </w:r>
-      <w:r>
-        <w:noBreakHyphen/>
-      </w:r>
-      <w:r>
-        <w:t xml:space="preserve">13.</w:t>
+        <w:t xml:space="preserve">, 552 U.S. 472, 478-⁠479 (the prosecutor’s justification based on the juror’s demeanor was allowed without explanation and the trial judge made no independent determination about it, and therefore it could not support the peremptory strike). Here, the trial court conducted no analysis, even though it appeared to disagree with the Commonwealth’s characterization of Juror No. 3’s demeanor. Tr. 47:2-⁠13.</w:t>
       </w:r>
     </w:p>
     <w:p>
@@ -11032,13 +10768,7 @@
         <w:t xml:space="preserve">Rice v. Collins</w:t>
       </w:r>
       <w:r>
-        <w:t xml:space="preserve">, 546 U.S. 333, 341</w:t>
-      </w:r>
-      <w:r>
-        <w:noBreakHyphen/>
-      </w:r>
-      <w:r>
-        <w:t xml:space="preserve">342 (2006) (finding juror’s eye-rolling insufficient);</w:t>
+        <w:t xml:space="preserve">, 546 U.S. 333, 341-⁠342 (2006) (finding juror’s eye-rolling insufficient);</w:t>
       </w:r>
       <w:r>
         <w:t xml:space="preserve"> </w:t>
@@ -11051,13 +10781,7 @@
         <w:t xml:space="preserve">Commonwealth v. Matthews</w:t>
       </w:r>
       <w:r>
-        <w:t xml:space="preserve">, 31 Mass. App. Ct. 564, 567</w:t>
-      </w:r>
-      <w:r>
-        <w:noBreakHyphen/>
-      </w:r>
-      <w:r>
-        <w:t xml:space="preserve">571 (1991) (finding that a “flaky” appearance was insufficient). Because the Commonwealth’s subjective analysis of demeanor was ripe for bias, the trial court should have probed further.</w:t>
+        <w:t xml:space="preserve">, 31 Mass. App. Ct. 564, 567-⁠571 (1991) (finding that a “flaky” appearance was insufficient). Because the Commonwealth’s subjective analysis of demeanor was ripe for bias, the trial court should have probed further.</w:t>
       </w:r>
     </w:p>
     <w:p>
@@ -11065,13 +10789,7 @@
         <w:pStyle w:val="BodyTextNote"/>
       </w:pPr>
       <w:r>
-        <w:t xml:space="preserve">It is particularly important for the trial court to corroborate a justification based on demeanor because this is a subjective evaluation necessarily made through the lens of the attorney’s biases. “[S]tereotype activation affects how polite, how rude, how aggressive, how smart, or how dumb people appear.” Page, supra, at 214</w:t>
-      </w:r>
-      <w:r>
-        <w:noBreakHyphen/>
-      </w:r>
-      <w:r>
-        <w:t xml:space="preserve">215. Stereotypes not only affect a person’s initial reaction to someone, they also create so-called “memory illusions,” “recalling stereotype confirming behaviors that never actually transpired.”</w:t>
+        <w:t xml:space="preserve">It is particularly important for the trial court to corroborate a justification based on demeanor because this is a subjective evaluation necessarily made through the lens of the attorney’s biases. “[S]tereotype activation affects how polite, how rude, how aggressive, how smart, or how dumb people appear.” Page, supra, at 214-⁠215. Stereotypes not only affect a person’s initial reaction to someone, they also create so-called “memory illusions,” “recalling stereotype confirming behaviors that never actually transpired.”</w:t>
       </w:r>
       <w:r>
         <w:t xml:space="preserve"> </w:t>
@@ -11087,19 +10805,7 @@
         <w:t xml:space="preserve"> </w:t>
       </w:r>
       <w:r>
-        <w:t xml:space="preserve">at 221. This type of biased recall is precisely what the trial court’s analysis at step three must guard against. Here, the prosecution cited a one word answer (“sure”) and an apparent pause as grounds for deciding that Juror No. 3’s “attitude” was problematic. Tr. 44:7</w:t>
-      </w:r>
-      <w:r>
-        <w:noBreakHyphen/>
-      </w:r>
-      <w:r>
-        <w:t xml:space="preserve">45:6; 37:16</w:t>
-      </w:r>
-      <w:r>
-        <w:noBreakHyphen/>
-      </w:r>
-      <w:r>
-        <w:t xml:space="preserve">20. On its face, there is nothing “flippant” about the words transcribed, and no pause is reflected in the record.</w:t>
+        <w:t xml:space="preserve">at 221. This type of biased recall is precisely what the trial court’s analysis at step three must guard against. Here, the prosecution cited a one word answer (“sure”) and an apparent pause as grounds for deciding that Juror No. 3’s “attitude” was problematic. Tr. 44:7-⁠45:6; 37:16-⁠20. On its face, there is nothing “flippant” about the words transcribed, and no pause is reflected in the record.</w:t>
       </w:r>
       <w:r>
         <w:rPr>
@@ -11117,25 +10823,13 @@
         <w:t xml:space="preserve"> </w:t>
       </w:r>
       <w:r>
-        <w:t xml:space="preserve">439 Mass. at 465; Rice, 546 U.S. at 341</w:t>
-      </w:r>
-      <w:r>
-        <w:noBreakHyphen/>
-      </w:r>
-      <w:r>
-        <w:t xml:space="preserve">342; Matthews,</w:t>
-      </w:r>
-      <w:r>
-        <w:t xml:space="preserve"> </w:t>
-      </w:r>
-      <w:r>
-        <w:t xml:space="preserve">31 Mass. App. Ct. at 567</w:t>
-      </w:r>
-      <w:r>
-        <w:noBreakHyphen/>
-      </w:r>
-      <w:r>
-        <w:t xml:space="preserve">571.</w:t>
+        <w:t xml:space="preserve">439 Mass. at 465; Rice, 546 U.S. at 341-⁠342; Matthews,</w:t>
+      </w:r>
+      <w:r>
+        <w:t xml:space="preserve"> </w:t>
+      </w:r>
+      <w:r>
+        <w:t xml:space="preserve">31 Mass. App. Ct. at 567-⁠571.</w:t>
       </w:r>
     </w:p>
     <w:p>
@@ -11467,13 +11161,7 @@
         <w:t xml:space="preserve"> </w:t>
       </w:r>
       <w:r>
-        <w:t xml:space="preserve">139 S. Ct. at 2250</w:t>
-      </w:r>
-      <w:r>
-        <w:noBreakHyphen/>
-      </w:r>
-      <w:r>
-        <w:t xml:space="preserve">51 (justifications for striking black juror, while allowing similarly situated white jurors to serve, were a pretext for discrimination); Maldonado,</w:t>
+        <w:t xml:space="preserve">139 S. Ct. at 2250-⁠51 (justifications for striking black juror, while allowing similarly situated white jurors to serve, were a pretext for discrimination); Maldonado,</w:t>
       </w:r>
       <w:r>
         <w:t xml:space="preserve"> </w:t>
@@ -11537,7 +11225,7 @@
         <w:pStyle w:val="BodyTextNote"/>
       </w:pPr>
       <w:r>
-        <w:t xml:space="preserve">As the Justices of the Supreme Judicial Court recently emphasized, “[a]s judges, we must look afresh at what we are doing, or failing to do, to root out any conscious and unconscious bias in our courtrooms. . . .” “Letter from the Seven Justices</w:t>
+        <w:t xml:space="preserve">As the Justices of the Supreme Judicial Court recently emphasized, “[a]s judges, we must look afresh at what we are doing, or failing to do, to root out any conscious and unconscious bias in our courtrooms. ⁠. ⁠. ⁠.” “Letter from the Seven Justices</w:t>
       </w:r>
       <w:r>
         <w:t xml:space="preserve"> </w:t>
@@ -11868,9 +11556,7 @@
               <w:t xml:space="preserve"> </w:t>
             </w:r>
             <w:r>
-              <w:t xml:space="preserve">449</w:t>
-              <w:noBreakHyphen/>
-              <w:t xml:space="preserve">6500</w:t>
+              <w:t xml:space="preserve">449-⁠6500</w:t>
             </w:r>
           </w:p>
           <w:p>
@@ -11892,9 +11578,7 @@
               <w:t xml:space="preserve"> </w:t>
             </w:r>
             <w:r>
-              <w:t xml:space="preserve">607</w:t>
-              <w:noBreakHyphen/>
-              <w:t xml:space="preserve">9200</w:t>
+              <w:t xml:space="preserve">607-⁠9200</w:t>
             </w:r>
           </w:p>
           <w:p>
@@ -12069,9 +11753,7 @@
               <w:t xml:space="preserve"> </w:t>
             </w:r>
             <w:r>
-              <w:t xml:space="preserve">988</w:t>
-              <w:noBreakHyphen/>
-              <w:t xml:space="preserve">0608</w:t>
+              <w:t xml:space="preserve">988-⁠0608</w:t>
             </w:r>
           </w:p>
           <w:p>
@@ -12695,9 +12377,7 @@
               <w:t xml:space="preserve"> </w:t>
             </w:r>
             <w:r>
-              <w:t xml:space="preserve">449</w:t>
-              <w:noBreakHyphen/>
-              <w:t xml:space="preserve">6500</w:t>
+              <w:t xml:space="preserve">449-⁠6500</w:t>
             </w:r>
           </w:p>
           <w:p>
@@ -12719,9 +12399,7 @@
               <w:t xml:space="preserve"> </w:t>
             </w:r>
             <w:r>
-              <w:t xml:space="preserve">607</w:t>
-              <w:noBreakHyphen/>
-              <w:t xml:space="preserve">9200</w:t>
+              <w:t xml:space="preserve">607-⁠9200</w:t>
             </w:r>
           </w:p>
           <w:p>
@@ -13373,7 +13051,7 @@
         <w:t xml:space="preserve"> </w:t>
       </w:r>
       <w:r>
-        <w:t xml:space="preserve">https://www.law.berkeley.edu/​wp-content/​uploads/2020/06/​Whitewashing-the-Jury-Box.pdf (last accessed Feb. 19, 2024).</w:t>
+        <w:t xml:space="preserve">https://​www.​law.​berkeley.​edu/​wp-​content/​uploads/​2020/​06/​Whitewashing-​the-​Jury-​Box.​pdf (last accessed Feb. 19, 2024).</w:t>
       </w:r>
     </w:p>
   </w:footnote>
@@ -13392,7 +13070,7 @@
         <w:t xml:space="preserve"> </w:t>
       </w:r>
       <w:r>
-        <w:t xml:space="preserve">https://eji.org/​wp-content/​uploads/2005/11/​race-and-the-jury-digital.pdf (last accessed Feb. 19. 2024.)</w:t>
+        <w:t xml:space="preserve">https://​eji.​org/​wp-​content/​uploads/​2005/​11/​race-​and-​the-​jury-​digital.​pdf (last accessed Feb. 19. 2024.)</w:t>
       </w:r>
     </w:p>
   </w:footnote>
@@ -13411,7 +13089,7 @@
         <w:t xml:space="preserve"> </w:t>
       </w:r>
       <w:r>
-        <w:t xml:space="preserve">https://doi.org/10.1177/0022427819873943 (last accessed Feb. 19. 2024.)</w:t>
+        <w:t xml:space="preserve">https://​doi.​org/​10.​1177/​0022427819873943 (last accessed Feb. 19. 2024.)</w:t>
       </w:r>
     </w:p>
   </w:footnote>
@@ -13430,13 +13108,7 @@
         <w:t xml:space="preserve"> </w:t>
       </w:r>
       <w:r>
-        <w:t xml:space="preserve">The trial court erroneously concluded that defendant failed to state a prima facie case to rebut the peremptory challenge presumption because the Commonwealth did not use a peremptory challenge on the other two Hispanic panel members who preceded Juror No. 3. Tr. 42:23</w:t>
-      </w:r>
-      <w:r>
-        <w:noBreakHyphen/>
-      </w:r>
-      <w:r>
-        <w:t xml:space="preserve">43:13.</w:t>
+        <w:t xml:space="preserve">The trial court erroneously concluded that defendant failed to state a prima facie case to rebut the peremptory challenge presumption because the Commonwealth did not use a peremptory challenge on the other two Hispanic panel members who preceded Juror No. 3. Tr. 42:23-⁠43:13.</w:t>
       </w:r>
     </w:p>
   </w:footnote>
@@ -13455,7 +13127,7 @@
         <w:t xml:space="preserve"> </w:t>
       </w:r>
       <w:r>
-        <w:t xml:space="preserve">https://www.hks.harvard.edu/​sites/​default/​files/​centers/​wiener/​programs/​pcj/​files/​Felony-Jury-Exclusion-in-Massachusetts.pdf (last accessed Feb. 19, 2024)</w:t>
+        <w:t xml:space="preserve">https://​www.​hks.​harvard.​edu/​sites/​default/​files/​centers/​wiener/​programs/​pcj/​files/​Felony-​Jury-​Exclusion-​in-​Massachusetts.​pdf (last accessed Feb. 19, 2024)</w:t>
       </w:r>
     </w:p>
   </w:footnote>
@@ -13512,19 +13184,7 @@
         <w:t xml:space="preserve"> </w:t>
       </w:r>
       <w:r>
-        <w:t xml:space="preserve">https://www.mass.gov/​news/​letter-from-the-seven-justices-of-the-supreme-judicial-court-to-members-of-the-judiciary-and-the-bar-june</w:t>
-      </w:r>
-      <w:r>
-        <w:noBreakHyphen/>
-      </w:r>
-      <w:r>
-        <w:t xml:space="preserve">3</w:t>
-      </w:r>
-      <w:r>
-        <w:noBreakHyphen/>
-      </w:r>
-      <w:r>
-        <w:t xml:space="preserve">2020#:~:text=As%20judges%2C%20we%20must%20look,a%20place%20where%20all%20are (last accessed Feb. 19, 2024).</w:t>
+        <w:t xml:space="preserve">https://​www.​mass.​gov/​news/​letter-​from-​the-​seven-​justices-​of-​the-​supreme-​judicial-​court-​to-​members-​of-​the-​judiciary-​and-​the-​bar-​june-⁠3-⁠2020#:~:text=As%20judges%2C%20we%20must%20look,a%20place%20where%20all%20are (last accessed Feb. 19, 2024).</w:t>
       </w:r>
     </w:p>
   </w:footnote>
@@ -14266,7 +13926,8 @@
     <w:unhideWhenUsed/>
     <w:qFormat/>
     <w:pPr>
-      <w:spacing w:before="0" w:after="140" w:line="322" w:lineRule="exact"/>
+      <w:keepLines/>
+      <w:spacing w:before="98" w:after="140" w:line="322" w:lineRule="exact"/>
     </w:pPr>
     <w:rPr>
       <w:sz w:val="28"/>
@@ -14516,6 +14177,33 @@
     <w:pPr>
       <w:spacing w:before="0" w:after="0" w:line="322" w:lineRule="exact"/>
       <w:ind w:left="2160" w:hanging="720"/>
+    </w:pPr>
+  </w:style>
+  <w:style w:type="paragraph" w:customStyle="1" w:styleId="XdQuoteList1">
+    <w:name w:val="Xd Quote List 1"/>
+    <w:basedOn w:val="Normal"/>
+    <w:qFormat/>
+    <w:pPr>
+      <w:spacing w:before="0" w:after="0" w:line="322" w:lineRule="exact"/>
+      <w:ind w:left="1440" w:right="720" w:hanging="720"/>
+    </w:pPr>
+  </w:style>
+  <w:style w:type="paragraph" w:customStyle="1" w:styleId="XdQuoteList2">
+    <w:name w:val="Xd Quote List 2"/>
+    <w:basedOn w:val="Normal"/>
+    <w:qFormat/>
+    <w:pPr>
+      <w:spacing w:before="0" w:after="0" w:line="322" w:lineRule="exact"/>
+      <w:ind w:left="2160" w:right="720" w:hanging="720"/>
+    </w:pPr>
+  </w:style>
+  <w:style w:type="paragraph" w:customStyle="1" w:styleId="XdQuoteList3">
+    <w:name w:val="Xd Quote List 3"/>
+    <w:basedOn w:val="Normal"/>
+    <w:qFormat/>
+    <w:pPr>
+      <w:spacing w:before="0" w:after="0" w:line="322" w:lineRule="exact"/>
+      <w:ind w:left="2880" w:right="720" w:hanging="720"/>
     </w:pPr>
   </w:style>
   <w:style w:type="paragraph" w:customStyle="1" w:styleId="XdList1">
